--- a/courseware/LP-Responsible Generative AI Basics.docx
+++ b/courseware/LP-Responsible Generative AI Basics.docx
@@ -179,7 +179,7 @@
           <w:color w:val="1F6FEB"/>
           <w:sz w:val="24"/>
         </w:rPr>
-        <w:t>Version 3.1</w:t>
+        <w:t>Version 3.2</w:t>
       </w:r>
     </w:p>
     <w:p>
@@ -515,14 +515,68 @@
           </w:p>
         </w:tc>
       </w:tr>
+      <w:tr>
+        <w:tc>
+          <w:tcPr>
+            <w:tcW w:type="dxa" w:w="2160"/>
+          </w:tcPr>
+          <w:p>
+            <w:r/>
+            <w:r>
+              <w:rPr>
+                <w:sz w:val="19"/>
+              </w:rPr>
+              <w:t>3.2</w:t>
+            </w:r>
+          </w:p>
+        </w:tc>
+        <w:tc>
+          <w:tcPr>
+            <w:tcW w:type="dxa" w:w="2160"/>
+          </w:tcPr>
+          <w:p>
+            <w:r/>
+            <w:r>
+              <w:rPr>
+                <w:sz w:val="19"/>
+              </w:rPr>
+              <w:t>9 September 2026</w:t>
+            </w:r>
+          </w:p>
+        </w:tc>
+        <w:tc>
+          <w:tcPr>
+            <w:tcW w:type="dxa" w:w="2160"/>
+          </w:tcPr>
+          <w:p>
+            <w:r/>
+            <w:r>
+              <w:rPr>
+                <w:sz w:val="19"/>
+              </w:rPr>
+              <w:t>Alignment release: corrected every activity hyperlink to the deployed /labs/ path; added a Facilitator Guide and Assessment Plan generated from the same course, slide, activity and assessment mappings; added clickable activity and practice-exam links, plus original responsible-AI learning visuals.</w:t>
+            </w:r>
+          </w:p>
+        </w:tc>
+        <w:tc>
+          <w:tcPr>
+            <w:tcW w:type="dxa" w:w="2160"/>
+          </w:tcPr>
+          <w:p>
+            <w:r/>
+            <w:r>
+              <w:rPr>
+                <w:sz w:val="19"/>
+              </w:rPr>
+              <w:t>Tertiary Infotech Academy Pte Ltd</w:t>
+            </w:r>
+          </w:p>
+        </w:tc>
+      </w:tr>
     </w:tbl>
     <w:p>
-      <w:r>
-        <w:br w:type="page"/>
-      </w:r>
-    </w:p>
-    <w:p>
       <w:pPr>
+        <w:pageBreakBefore/>
         <w:spacing w:after="120"/>
       </w:pPr>
       <w:r>
@@ -646,7 +700,7 @@
         </w:rPr>
         <w:t>Topic-by-Topic Breakdown</w:t>
         <w:tab/>
-        <w:t>7</w:t>
+        <w:t>8</w:t>
       </w:r>
     </w:p>
     <w:p>
@@ -664,9 +718,9 @@
           <w:color w:val="333333"/>
           <w:sz w:val="21"/>
         </w:rPr>
-        <w:t>LU1 — Ethical Principles of Generative AI · Slide 18</w:t>
+        <w:t>LU1 — Ethical Principles of Generative AI · Slide 20</w:t>
         <w:tab/>
-        <w:t>7</w:t>
+        <w:t>8</w:t>
       </w:r>
     </w:p>
     <w:p>
@@ -684,7 +738,7 @@
           <w:color w:val="333333"/>
           <w:sz w:val="21"/>
         </w:rPr>
-        <w:t>LU2 — Generative AI Privacy Techniques · Slide 38</w:t>
+        <w:t>LU2 — Generative AI Privacy Techniques · Slide 41</w:t>
         <w:tab/>
         <w:t>9</w:t>
       </w:r>
@@ -704,7 +758,7 @@
           <w:color w:val="333333"/>
           <w:sz w:val="21"/>
         </w:rPr>
-        <w:t>LU3 — Best Practices of Responsible Generative AI · Slide 52</w:t>
+        <w:t>LU3 — Best Practices of Responsible Generative AI · Slide 56</w:t>
         <w:tab/>
         <w:t>10</w:t>
       </w:r>
@@ -925,7 +979,7 @@
               <w:rPr>
                 <w:sz w:val="20"/>
               </w:rPr>
-              <w:t>1 day · 9:30am–7:05pm  (7.67 instructional hours + 1 hour of assessment)</w:t>
+              <w:t>1 day · 9:30am–6:35pm  (7 instructional hours + 1 hour of assessment)</w:t>
             </w:r>
           </w:p>
         </w:tc>
@@ -957,7 +1011,7 @@
               <w:rPr>
                 <w:sz w:val="20"/>
               </w:rPr>
-              <w:t>45-minute lunch; two 10-minute tea breaks counted within training time</w:t>
+              <w:t>45-minute lunch and two 10-minute tea breaks excluded from the approved 8-hour duration</w:t>
             </w:r>
           </w:p>
         </w:tc>
@@ -1154,7 +1208,7 @@
         <w:rPr>
           <w:sz w:val="21"/>
         </w:rPr>
-        <w:t>The assessment block runs at the end of the training day, from 6:05pm to 7:05pm.</w:t>
+        <w:t>The assessment block runs at the end of the training day, from 5:35pm to 6:35pm.</w:t>
       </w:r>
     </w:p>
     <w:p>
@@ -1283,6 +1337,9 @@
         </w:tc>
       </w:tr>
       <w:tr>
+        <w:trPr>
+          <w:cantSplit/>
+        </w:trPr>
         <w:tc>
           <w:tcPr>
             <w:tcW w:type="dxa" w:w="1440"/>
@@ -1356,6 +1413,9 @@
         </w:tc>
       </w:tr>
       <w:tr>
+        <w:trPr>
+          <w:cantSplit/>
+        </w:trPr>
         <w:tc>
           <w:tcPr>
             <w:tcW w:type="dxa" w:w="1440"/>
@@ -1369,7 +1429,7 @@
                 <w:b/>
                 <w:sz w:val="19"/>
               </w:rPr>
-              <w:t>9:45–10:20</w:t>
+              <w:t>9:45–10:10</w:t>
             </w:r>
           </w:p>
         </w:tc>
@@ -1386,7 +1446,7 @@
                 <w:b w:val="0"/>
                 <w:sz w:val="19"/>
               </w:rPr>
-              <w:t>35 min</w:t>
+              <w:t>25 min</w:t>
             </w:r>
           </w:p>
         </w:tc>
@@ -1423,12 +1483,15 @@
                 <w:b w:val="0"/>
                 <w:sz w:val="19"/>
               </w:rPr>
-              <w:t>Slide 18</w:t>
+              <w:t>Slide 20</w:t>
             </w:r>
           </w:p>
         </w:tc>
       </w:tr>
       <w:tr>
+        <w:trPr>
+          <w:cantSplit/>
+        </w:trPr>
         <w:tc>
           <w:tcPr>
             <w:tcW w:type="dxa" w:w="1440"/>
@@ -1441,7 +1504,7 @@
                 <w:b w:val="0"/>
                 <w:sz w:val="19"/>
               </w:rPr>
-              <w:t>10:20–10:40</w:t>
+              <w:t>10:10–10:20</w:t>
             </w:r>
           </w:p>
         </w:tc>
@@ -1457,7 +1520,7 @@
                 <w:b w:val="0"/>
                 <w:sz w:val="19"/>
               </w:rPr>
-              <w:t>20 min</w:t>
+              <w:t>10 min</w:t>
             </w:r>
           </w:p>
         </w:tc>
@@ -1492,12 +1555,159 @@
                 <w:b w:val="0"/>
                 <w:sz w:val="19"/>
               </w:rPr>
-              <w:t>Slide 30</w:t>
+              <w:t>Slide 33</w:t>
             </w:r>
           </w:p>
         </w:tc>
       </w:tr>
       <w:tr>
+        <w:trPr>
+          <w:cantSplit/>
+        </w:trPr>
+        <w:tc>
+          <w:tcPr>
+            <w:tcW w:type="dxa" w:w="1440"/>
+          </w:tcPr>
+          <w:p>
+            <w:r/>
+            <w:r>
+              <w:rPr>
+                <w:rFonts w:ascii="Arial" w:hAnsi="Arial"/>
+                <w:b w:val="0"/>
+                <w:sz w:val="19"/>
+              </w:rPr>
+              <w:t>10:20–10:30</w:t>
+            </w:r>
+          </w:p>
+        </w:tc>
+        <w:tc>
+          <w:tcPr>
+            <w:tcW w:type="dxa" w:w="1152"/>
+          </w:tcPr>
+          <w:p>
+            <w:r/>
+            <w:r>
+              <w:rPr>
+                <w:rFonts w:ascii="Arial" w:hAnsi="Arial"/>
+                <w:b w:val="0"/>
+                <w:sz w:val="19"/>
+              </w:rPr>
+              <w:t>10 min</w:t>
+            </w:r>
+          </w:p>
+        </w:tc>
+        <w:tc>
+          <w:tcPr>
+            <w:tcW w:type="dxa" w:w="6048"/>
+          </w:tcPr>
+          <w:p>
+            <w:r/>
+            <w:r>
+              <w:rPr>
+                <w:rFonts w:ascii="Arial" w:hAnsi="Arial"/>
+                <w:b w:val="0"/>
+                <w:sz w:val="19"/>
+              </w:rPr>
+              <w:t>Activity 2: AI Ethical Principles Quiz</w:t>
+            </w:r>
+          </w:p>
+        </w:tc>
+        <w:tc>
+          <w:tcPr>
+            <w:tcW w:type="dxa" w:w="1584"/>
+          </w:tcPr>
+          <w:p>
+            <w:pPr>
+              <w:jc w:val="center"/>
+            </w:pPr>
+            <w:r/>
+            <w:r>
+              <w:rPr>
+                <w:rFonts w:ascii="Arial" w:hAnsi="Arial"/>
+                <w:b w:val="0"/>
+                <w:sz w:val="19"/>
+              </w:rPr>
+              <w:t>Slide 34</w:t>
+            </w:r>
+          </w:p>
+        </w:tc>
+      </w:tr>
+      <w:tr>
+        <w:trPr>
+          <w:cantSplit/>
+        </w:trPr>
+        <w:tc>
+          <w:tcPr>
+            <w:tcW w:type="dxa" w:w="1440"/>
+          </w:tcPr>
+          <w:p>
+            <w:r/>
+            <w:r>
+              <w:rPr>
+                <w:rFonts w:ascii="Arial" w:hAnsi="Arial"/>
+                <w:b w:val="0"/>
+                <w:sz w:val="19"/>
+              </w:rPr>
+              <w:t>10:30–10:40</w:t>
+            </w:r>
+          </w:p>
+        </w:tc>
+        <w:tc>
+          <w:tcPr>
+            <w:tcW w:type="dxa" w:w="1152"/>
+          </w:tcPr>
+          <w:p>
+            <w:r/>
+            <w:r>
+              <w:rPr>
+                <w:rFonts w:ascii="Arial" w:hAnsi="Arial"/>
+                <w:b w:val="0"/>
+                <w:sz w:val="19"/>
+              </w:rPr>
+              <w:t>10 min</w:t>
+            </w:r>
+          </w:p>
+        </w:tc>
+        <w:tc>
+          <w:tcPr>
+            <w:tcW w:type="dxa" w:w="6048"/>
+          </w:tcPr>
+          <w:p>
+            <w:r/>
+            <w:r>
+              <w:rPr>
+                <w:rFonts w:ascii="Arial" w:hAnsi="Arial"/>
+                <w:b w:val="0"/>
+                <w:sz w:val="19"/>
+              </w:rPr>
+              <w:t>Activity 3: Prompt Injection Playground</w:t>
+            </w:r>
+          </w:p>
+        </w:tc>
+        <w:tc>
+          <w:tcPr>
+            <w:tcW w:type="dxa" w:w="1584"/>
+          </w:tcPr>
+          <w:p>
+            <w:pPr>
+              <w:jc w:val="center"/>
+            </w:pPr>
+            <w:r/>
+            <w:r>
+              <w:rPr>
+                <w:rFonts w:ascii="Arial" w:hAnsi="Arial"/>
+                <w:b w:val="0"/>
+                <w:sz w:val="19"/>
+              </w:rPr>
+              <w:t>Slide 35</w:t>
+            </w:r>
+          </w:p>
+        </w:tc>
+      </w:tr>
+      <w:tr>
+        <w:trPr>
+          <w:cantSplit/>
+        </w:trPr>
         <w:tc>
           <w:tcPr>
             <w:tcW w:type="dxa" w:w="1440"/>
@@ -1511,7 +1721,7 @@
                 <w:b/>
                 <w:sz w:val="19"/>
               </w:rPr>
-              <w:t>10:40–11:05</w:t>
+              <w:t>10:40–10:55</w:t>
             </w:r>
           </w:p>
         </w:tc>
@@ -1528,7 +1738,7 @@
                 <w:b w:val="0"/>
                 <w:sz w:val="19"/>
               </w:rPr>
-              <w:t>25 min</w:t>
+              <w:t>15 min</w:t>
             </w:r>
           </w:p>
         </w:tc>
@@ -1571,6 +1781,9 @@
         </w:tc>
       </w:tr>
       <w:tr>
+        <w:trPr>
+          <w:cantSplit/>
+        </w:trPr>
         <w:tc>
           <w:tcPr>
             <w:tcW w:type="dxa" w:w="1440"/>
@@ -1584,7 +1797,7 @@
                 <w:b w:val="0"/>
                 <w:sz w:val="19"/>
               </w:rPr>
-              <w:t>11:05–11:15</w:t>
+              <w:t>10:55–11:05</w:t>
             </w:r>
           </w:p>
         </w:tc>
@@ -1644,6 +1857,9 @@
         </w:tc>
       </w:tr>
       <w:tr>
+        <w:trPr>
+          <w:cantSplit/>
+        </w:trPr>
         <w:tc>
           <w:tcPr>
             <w:tcW w:type="dxa" w:w="1440"/>
@@ -1656,7 +1872,7 @@
                 <w:b w:val="0"/>
                 <w:sz w:val="19"/>
               </w:rPr>
-              <w:t>11:15–11:45</w:t>
+              <w:t>11:05–11:20</w:t>
             </w:r>
           </w:p>
         </w:tc>
@@ -1672,7 +1888,7 @@
                 <w:b w:val="0"/>
                 <w:sz w:val="19"/>
               </w:rPr>
-              <w:t>30 min</w:t>
+              <w:t>15 min</w:t>
             </w:r>
           </w:p>
         </w:tc>
@@ -1688,7 +1904,7 @@
                 <w:b w:val="0"/>
                 <w:sz w:val="19"/>
               </w:rPr>
-              <w:t>Activity 2: AI Ethical Principles Quiz and Activity 3: Prompt Injection Playground</w:t>
+              <w:t>Activity 4: Ethical Decision-Making Framework</w:t>
             </w:r>
           </w:p>
         </w:tc>
@@ -1707,12 +1923,15 @@
                 <w:b w:val="0"/>
                 <w:sz w:val="19"/>
               </w:rPr>
-              <w:t>Slides 31–32</w:t>
+              <w:t>Slide 36</w:t>
             </w:r>
           </w:p>
         </w:tc>
       </w:tr>
       <w:tr>
+        <w:trPr>
+          <w:cantSplit/>
+        </w:trPr>
         <w:tc>
           <w:tcPr>
             <w:tcW w:type="dxa" w:w="1440"/>
@@ -1726,7 +1945,7 @@
                 <w:b/>
                 <w:sz w:val="19"/>
               </w:rPr>
-              <w:t>11:45–12:10</w:t>
+              <w:t>11:20–11:35</w:t>
             </w:r>
           </w:p>
         </w:tc>
@@ -1743,7 +1962,7 @@
                 <w:b w:val="0"/>
                 <w:sz w:val="19"/>
               </w:rPr>
-              <w:t>25 min</w:t>
+              <w:t>15 min</w:t>
             </w:r>
           </w:p>
         </w:tc>
@@ -1786,6 +2005,157 @@
         </w:tc>
       </w:tr>
       <w:tr>
+        <w:trPr>
+          <w:cantSplit/>
+        </w:trPr>
+        <w:tc>
+          <w:tcPr>
+            <w:tcW w:type="dxa" w:w="1440"/>
+            <w:shd w:val="clear" w:color="auto" w:fill="E8F0FE"/>
+          </w:tcPr>
+          <w:p>
+            <w:r/>
+            <w:r>
+              <w:rPr>
+                <w:rFonts w:ascii="Arial" w:hAnsi="Arial"/>
+                <w:b/>
+                <w:sz w:val="19"/>
+              </w:rPr>
+              <w:t>11:35–11:45</w:t>
+            </w:r>
+          </w:p>
+        </w:tc>
+        <w:tc>
+          <w:tcPr>
+            <w:tcW w:type="dxa" w:w="1152"/>
+            <w:shd w:val="clear" w:color="auto" w:fill="E8F0FE"/>
+          </w:tcPr>
+          <w:p>
+            <w:r/>
+            <w:r>
+              <w:rPr>
+                <w:rFonts w:ascii="Arial" w:hAnsi="Arial"/>
+                <w:b w:val="0"/>
+                <w:sz w:val="19"/>
+              </w:rPr>
+              <w:t>10 min</w:t>
+            </w:r>
+          </w:p>
+        </w:tc>
+        <w:tc>
+          <w:tcPr>
+            <w:tcW w:type="dxa" w:w="6048"/>
+            <w:shd w:val="clear" w:color="auto" w:fill="E8F0FE"/>
+          </w:tcPr>
+          <w:p>
+            <w:r/>
+            <w:r>
+              <w:rPr>
+                <w:rFonts w:ascii="Arial" w:hAnsi="Arial"/>
+                <w:b/>
+                <w:sz w:val="19"/>
+              </w:rPr>
+              <w:t>LU1 Topic 4: Exercise professional scepticism to exercise sound judgement on GenAI output (A2) — automation bias and the vulnerability in the human filter</w:t>
+            </w:r>
+          </w:p>
+        </w:tc>
+        <w:tc>
+          <w:tcPr>
+            <w:tcW w:type="dxa" w:w="1584"/>
+            <w:shd w:val="clear" w:color="auto" w:fill="E8F0FE"/>
+          </w:tcPr>
+          <w:p>
+            <w:pPr>
+              <w:jc w:val="center"/>
+            </w:pPr>
+            <w:r/>
+            <w:r>
+              <w:rPr>
+                <w:rFonts w:ascii="Arial" w:hAnsi="Arial"/>
+                <w:b w:val="0"/>
+                <w:sz w:val="19"/>
+              </w:rPr>
+              <w:t>—</w:t>
+            </w:r>
+          </w:p>
+        </w:tc>
+      </w:tr>
+      <w:tr>
+        <w:trPr>
+          <w:cantSplit/>
+        </w:trPr>
+        <w:tc>
+          <w:tcPr>
+            <w:tcW w:type="dxa" w:w="1440"/>
+          </w:tcPr>
+          <w:p>
+            <w:r/>
+            <w:r>
+              <w:rPr>
+                <w:rFonts w:ascii="Arial" w:hAnsi="Arial"/>
+                <w:b w:val="0"/>
+                <w:sz w:val="19"/>
+              </w:rPr>
+              <w:t>11:45–11:55</w:t>
+            </w:r>
+          </w:p>
+        </w:tc>
+        <w:tc>
+          <w:tcPr>
+            <w:tcW w:type="dxa" w:w="1152"/>
+          </w:tcPr>
+          <w:p>
+            <w:r/>
+            <w:r>
+              <w:rPr>
+                <w:rFonts w:ascii="Arial" w:hAnsi="Arial"/>
+                <w:b w:val="0"/>
+                <w:sz w:val="19"/>
+              </w:rPr>
+              <w:t>10 min</w:t>
+            </w:r>
+          </w:p>
+        </w:tc>
+        <w:tc>
+          <w:tcPr>
+            <w:tcW w:type="dxa" w:w="6048"/>
+          </w:tcPr>
+          <w:p>
+            <w:r/>
+            <w:r>
+              <w:rPr>
+                <w:rFonts w:ascii="Arial" w:hAnsi="Arial"/>
+                <w:b w:val="0"/>
+                <w:sz w:val="19"/>
+              </w:rPr>
+              <w:t>Activity 5: AI Output Scepticism Checker</w:t>
+            </w:r>
+          </w:p>
+        </w:tc>
+        <w:tc>
+          <w:tcPr>
+            <w:tcW w:type="dxa" w:w="1584"/>
+          </w:tcPr>
+          <w:p>
+            <w:pPr>
+              <w:jc w:val="center"/>
+            </w:pPr>
+            <w:r/>
+            <w:r>
+              <w:rPr>
+                <w:rFonts w:ascii="Arial" w:hAnsi="Arial"/>
+                <w:b w:val="0"/>
+                <w:sz w:val="19"/>
+              </w:rPr>
+              <w:t>Slide 37</w:t>
+            </w:r>
+          </w:p>
+        </w:tc>
+      </w:tr>
+      <w:tr>
+        <w:trPr>
+          <w:cantSplit/>
+        </w:trPr>
         <w:tc>
           <w:tcPr>
             <w:tcW w:type="dxa" w:w="1440"/>
@@ -1799,7 +2169,7 @@
                 <w:b w:val="0"/>
                 <w:sz w:val="19"/>
               </w:rPr>
-              <w:t>12:10–12:55</w:t>
+              <w:t>11:55–12:40</w:t>
             </w:r>
           </w:p>
         </w:tc>
@@ -1859,6 +2229,9 @@
         </w:tc>
       </w:tr>
       <w:tr>
+        <w:trPr>
+          <w:cantSplit/>
+        </w:trPr>
         <w:tc>
           <w:tcPr>
             <w:tcW w:type="dxa" w:w="1440"/>
@@ -1871,7 +2244,7 @@
                 <w:b w:val="0"/>
                 <w:sz w:val="19"/>
               </w:rPr>
-              <w:t>12:55–1:20</w:t>
+              <w:t>12:40–12:55</w:t>
             </w:r>
           </w:p>
         </w:tc>
@@ -1887,7 +2260,7 @@
                 <w:b w:val="0"/>
                 <w:sz w:val="19"/>
               </w:rPr>
-              <w:t>25 min</w:t>
+              <w:t>15 min</w:t>
             </w:r>
           </w:p>
         </w:tc>
@@ -1903,7 +2276,7 @@
                 <w:b w:val="0"/>
                 <w:sz w:val="19"/>
               </w:rPr>
-              <w:t>Activity 4: Ethical Decision-Making Framework</w:t>
+              <w:t>Activity 6: The Cognitive Threat Matrix; LU1 recap</w:t>
             </w:r>
           </w:p>
         </w:tc>
@@ -1922,12 +2295,15 @@
                 <w:b w:val="0"/>
                 <w:sz w:val="19"/>
               </w:rPr>
-              <w:t>Slide 33</w:t>
+              <w:t>Slide 38</w:t>
             </w:r>
           </w:p>
         </w:tc>
       </w:tr>
       <w:tr>
+        <w:trPr>
+          <w:cantSplit/>
+        </w:trPr>
         <w:tc>
           <w:tcPr>
             <w:tcW w:type="dxa" w:w="1440"/>
@@ -1941,7 +2317,7 @@
                 <w:b/>
                 <w:sz w:val="19"/>
               </w:rPr>
-              <w:t>1:20–1:40</w:t>
+              <w:t>12:55–1:25</w:t>
             </w:r>
           </w:p>
         </w:tc>
@@ -1958,7 +2334,7 @@
                 <w:b w:val="0"/>
                 <w:sz w:val="19"/>
               </w:rPr>
-              <w:t>20 min</w:t>
+              <w:t>30 min</w:t>
             </w:r>
           </w:p>
         </w:tc>
@@ -1975,7 +2351,7 @@
                 <w:b/>
                 <w:sz w:val="19"/>
               </w:rPr>
-              <w:t>LU1 Topic 4: Exercise professional scepticism to exercise sound judgement on GenAI output (A2) — automation bias and the vulnerability in the human filter</w:t>
+              <w:t>LU2 Topic 1: Data anonymisation and de-identification techniques (K1) — anonymisation vs pseudonymisation, k-anonymity, choosing the right protection</w:t>
             </w:r>
           </w:p>
         </w:tc>
@@ -1995,12 +2371,15 @@
                 <w:b w:val="0"/>
                 <w:sz w:val="19"/>
               </w:rPr>
-              <w:t>—</w:t>
+              <w:t>Slide 41</w:t>
             </w:r>
           </w:p>
         </w:tc>
       </w:tr>
       <w:tr>
+        <w:trPr>
+          <w:cantSplit/>
+        </w:trPr>
         <w:tc>
           <w:tcPr>
             <w:tcW w:type="dxa" w:w="1440"/>
@@ -2013,7 +2392,7 @@
                 <w:b w:val="0"/>
                 <w:sz w:val="19"/>
               </w:rPr>
-              <w:t>1:40–2:10</w:t>
+              <w:t>1:25–1:40</w:t>
             </w:r>
           </w:p>
         </w:tc>
@@ -2029,7 +2408,7 @@
                 <w:b w:val="0"/>
                 <w:sz w:val="19"/>
               </w:rPr>
-              <w:t>30 min</w:t>
+              <w:t>15 min</w:t>
             </w:r>
           </w:p>
         </w:tc>
@@ -2045,7 +2424,7 @@
                 <w:b w:val="0"/>
                 <w:sz w:val="19"/>
               </w:rPr>
-              <w:t>Activity 5: AI Output Scepticism Checker and Activity 6: The Cognitive Threat Matrix; LU1 recap</w:t>
+              <w:t>Activity 7: Data Anonymisation Techniques</w:t>
             </w:r>
           </w:p>
         </w:tc>
@@ -2064,12 +2443,15 @@
                 <w:b w:val="0"/>
                 <w:sz w:val="19"/>
               </w:rPr>
-              <w:t>Slides 34–35</w:t>
+              <w:t>Slide 51</w:t>
             </w:r>
           </w:p>
         </w:tc>
       </w:tr>
       <w:tr>
+        <w:trPr>
+          <w:cantSplit/>
+        </w:trPr>
         <w:tc>
           <w:tcPr>
             <w:tcW w:type="dxa" w:w="1440"/>
@@ -2083,7 +2465,7 @@
                 <w:b w:val="0"/>
                 <w:sz w:val="19"/>
               </w:rPr>
-              <w:t>2:10–2:20</w:t>
+              <w:t>1:40–1:50</w:t>
             </w:r>
           </w:p>
         </w:tc>
@@ -2143,6 +2525,9 @@
         </w:tc>
       </w:tr>
       <w:tr>
+        <w:trPr>
+          <w:cantSplit/>
+        </w:trPr>
         <w:tc>
           <w:tcPr>
             <w:tcW w:type="dxa" w:w="1440"/>
@@ -2156,7 +2541,7 @@
                 <w:b/>
                 <w:sz w:val="19"/>
               </w:rPr>
-              <w:t>2:20–2:45</w:t>
+              <w:t>1:50–2:15</w:t>
             </w:r>
           </w:p>
         </w:tc>
@@ -2190,7 +2575,7 @@
                 <w:b/>
                 <w:sz w:val="19"/>
               </w:rPr>
-              <w:t>LU2 Topic 1: Data anonymisation and de-identification techniques (K1) — anonymisation vs pseudonymisation, k-anonymity, choosing the right protection</w:t>
+              <w:t>LU2 Topic 2: Apply privacy measures when handling data for AI applications; Course Proposal mapping A6</w:t>
             </w:r>
           </w:p>
         </w:tc>
@@ -2210,12 +2595,15 @@
                 <w:b w:val="0"/>
                 <w:sz w:val="19"/>
               </w:rPr>
-              <w:t>Slide 38</w:t>
+              <w:t>—</w:t>
             </w:r>
           </w:p>
         </w:tc>
       </w:tr>
       <w:tr>
+        <w:trPr>
+          <w:cantSplit/>
+        </w:trPr>
         <w:tc>
           <w:tcPr>
             <w:tcW w:type="dxa" w:w="1440"/>
@@ -2228,7 +2616,7 @@
                 <w:b w:val="0"/>
                 <w:sz w:val="19"/>
               </w:rPr>
-              <w:t>2:45–3:05</w:t>
+              <w:t>2:15–2:30</w:t>
             </w:r>
           </w:p>
         </w:tc>
@@ -2244,7 +2632,7 @@
                 <w:b w:val="0"/>
                 <w:sz w:val="19"/>
               </w:rPr>
-              <w:t>20 min</w:t>
+              <w:t>15 min</w:t>
             </w:r>
           </w:p>
         </w:tc>
@@ -2260,7 +2648,7 @@
                 <w:b w:val="0"/>
                 <w:sz w:val="19"/>
               </w:rPr>
-              <w:t>Activity 7: Data Anonymisation Techniques</w:t>
+              <w:t>Activity 8: Python Data Anonymisation Pipeline</w:t>
             </w:r>
           </w:p>
         </w:tc>
@@ -2279,12 +2667,15 @@
                 <w:b w:val="0"/>
                 <w:sz w:val="19"/>
               </w:rPr>
-              <w:t>Slide 47</w:t>
+              <w:t>Slide 52</w:t>
             </w:r>
           </w:p>
         </w:tc>
       </w:tr>
       <w:tr>
+        <w:trPr>
+          <w:cantSplit/>
+        </w:trPr>
         <w:tc>
           <w:tcPr>
             <w:tcW w:type="dxa" w:w="1440"/>
@@ -2298,7 +2689,7 @@
                 <w:b/>
                 <w:sz w:val="19"/>
               </w:rPr>
-              <w:t>3:05–3:30</w:t>
+              <w:t>2:30–2:55</w:t>
             </w:r>
           </w:p>
         </w:tc>
@@ -2332,7 +2723,7 @@
                 <w:b/>
                 <w:sz w:val="19"/>
               </w:rPr>
-              <w:t>LU2 Topics 2–3: Apply privacy measures when handling data for AI applications (A3) and design guidelines for ethical AI use of sensitive data (A4) — the three layers of AI data security, the 7-step governance checklist</w:t>
+              <w:t>LU2 Topic 3: Design guidelines for ethical AI use of sensitive data; Course Proposal mapping A3 — the three layers of AI data security and the 7-step governance checklist</w:t>
             </w:r>
           </w:p>
         </w:tc>
@@ -2358,6 +2749,9 @@
         </w:tc>
       </w:tr>
       <w:tr>
+        <w:trPr>
+          <w:cantSplit/>
+        </w:trPr>
         <w:tc>
           <w:tcPr>
             <w:tcW w:type="dxa" w:w="1440"/>
@@ -2371,7 +2765,7 @@
                 <w:b w:val="0"/>
                 <w:sz w:val="19"/>
               </w:rPr>
-              <w:t>3:30–3:40</w:t>
+              <w:t>2:55–3:05</w:t>
             </w:r>
           </w:p>
         </w:tc>
@@ -2431,6 +2825,9 @@
         </w:tc>
       </w:tr>
       <w:tr>
+        <w:trPr>
+          <w:cantSplit/>
+        </w:trPr>
         <w:tc>
           <w:tcPr>
             <w:tcW w:type="dxa" w:w="1440"/>
@@ -2443,7 +2840,7 @@
                 <w:b w:val="0"/>
                 <w:sz w:val="19"/>
               </w:rPr>
-              <w:t>3:40–4:10</w:t>
+              <w:t>3:05–3:20</w:t>
             </w:r>
           </w:p>
         </w:tc>
@@ -2459,7 +2856,7 @@
                 <w:b w:val="0"/>
                 <w:sz w:val="19"/>
               </w:rPr>
-              <w:t>30 min</w:t>
+              <w:t>15 min</w:t>
             </w:r>
           </w:p>
         </w:tc>
@@ -2475,7 +2872,7 @@
                 <w:b w:val="0"/>
                 <w:sz w:val="19"/>
               </w:rPr>
-              <w:t>Activity 8: Python Data Anonymisation Pipeline and Activity 9: Ethical AI Data Policy Generator; LU2 recap</w:t>
+              <w:t>Activity 9: Ethical AI Data Policy Generator; LU2 recap</w:t>
             </w:r>
           </w:p>
         </w:tc>
@@ -2494,12 +2891,15 @@
                 <w:b w:val="0"/>
                 <w:sz w:val="19"/>
               </w:rPr>
-              <w:t>Slides 48–49</w:t>
+              <w:t>Slide 53</w:t>
             </w:r>
           </w:p>
         </w:tc>
       </w:tr>
       <w:tr>
+        <w:trPr>
+          <w:cantSplit/>
+        </w:trPr>
         <w:tc>
           <w:tcPr>
             <w:tcW w:type="dxa" w:w="1440"/>
@@ -2513,7 +2913,7 @@
                 <w:b/>
                 <w:sz w:val="19"/>
               </w:rPr>
-              <w:t>4:10–4:35</w:t>
+              <w:t>3:20–3:40</w:t>
             </w:r>
           </w:p>
         </w:tc>
@@ -2530,7 +2930,7 @@
                 <w:b w:val="0"/>
                 <w:sz w:val="19"/>
               </w:rPr>
-              <w:t>25 min</w:t>
+              <w:t>20 min</w:t>
             </w:r>
           </w:p>
         </w:tc>
@@ -2547,7 +2947,7 @@
                 <w:b/>
                 <w:sz w:val="19"/>
               </w:rPr>
-              <w:t>LU3 Topics 1–2: Responsible AI principles and best practices, and comparing AI systems on IP, data privacy and environmental impact (K3, A5) — EU AI Act risk taxonomy, ISO/IEC 42005, differential privacy, Red AI vs Green AI</w:t>
+              <w:t>LU3 Topic 1: Responsible AI principles and best practices (K3) — EU AI Act risk taxonomy, ISO/IEC 42005 and differential privacy</w:t>
             </w:r>
           </w:p>
         </w:tc>
@@ -2567,12 +2967,15 @@
                 <w:b w:val="0"/>
                 <w:sz w:val="19"/>
               </w:rPr>
-              <w:t>Slide 52</w:t>
+              <w:t>Slide 56</w:t>
             </w:r>
           </w:p>
         </w:tc>
       </w:tr>
       <w:tr>
+        <w:trPr>
+          <w:cantSplit/>
+        </w:trPr>
         <w:tc>
           <w:tcPr>
             <w:tcW w:type="dxa" w:w="1440"/>
@@ -2585,7 +2988,7 @@
                 <w:b w:val="0"/>
                 <w:sz w:val="19"/>
               </w:rPr>
-              <w:t>4:35–5:05</w:t>
+              <w:t>3:40–3:55</w:t>
             </w:r>
           </w:p>
         </w:tc>
@@ -2601,7 +3004,7 @@
                 <w:b w:val="0"/>
                 <w:sz w:val="19"/>
               </w:rPr>
-              <w:t>30 min</w:t>
+              <w:t>15 min</w:t>
             </w:r>
           </w:p>
         </w:tc>
@@ -2617,7 +3020,7 @@
                 <w:b w:val="0"/>
                 <w:sz w:val="19"/>
               </w:rPr>
-              <w:t>Activities 10–12: AI System Comparison Matrix, Differential Privacy Explorer and Explainable AI (XAI) Explorer</w:t>
+              <w:t>Activity 10: AI System Comparison Matrix</w:t>
             </w:r>
           </w:p>
         </w:tc>
@@ -2636,12 +3039,87 @@
                 <w:b w:val="0"/>
                 <w:sz w:val="19"/>
               </w:rPr>
-              <w:t>Slides 65–67</w:t>
+              <w:t>Slide 70</w:t>
             </w:r>
           </w:p>
         </w:tc>
       </w:tr>
       <w:tr>
+        <w:trPr>
+          <w:cantSplit/>
+        </w:trPr>
+        <w:tc>
+          <w:tcPr>
+            <w:tcW w:type="dxa" w:w="1440"/>
+          </w:tcPr>
+          <w:p>
+            <w:r/>
+            <w:r>
+              <w:rPr>
+                <w:rFonts w:ascii="Arial" w:hAnsi="Arial"/>
+                <w:b w:val="0"/>
+                <w:sz w:val="19"/>
+              </w:rPr>
+              <w:t>3:55–4:10</w:t>
+            </w:r>
+          </w:p>
+        </w:tc>
+        <w:tc>
+          <w:tcPr>
+            <w:tcW w:type="dxa" w:w="1152"/>
+          </w:tcPr>
+          <w:p>
+            <w:r/>
+            <w:r>
+              <w:rPr>
+                <w:rFonts w:ascii="Arial" w:hAnsi="Arial"/>
+                <w:b w:val="0"/>
+                <w:sz w:val="19"/>
+              </w:rPr>
+              <w:t>15 min</w:t>
+            </w:r>
+          </w:p>
+        </w:tc>
+        <w:tc>
+          <w:tcPr>
+            <w:tcW w:type="dxa" w:w="6048"/>
+          </w:tcPr>
+          <w:p>
+            <w:r/>
+            <w:r>
+              <w:rPr>
+                <w:rFonts w:ascii="Arial" w:hAnsi="Arial"/>
+                <w:b w:val="0"/>
+                <w:sz w:val="19"/>
+              </w:rPr>
+              <w:t>Activity 11: Differential Privacy Explorer</w:t>
+            </w:r>
+          </w:p>
+        </w:tc>
+        <w:tc>
+          <w:tcPr>
+            <w:tcW w:type="dxa" w:w="1584"/>
+          </w:tcPr>
+          <w:p>
+            <w:pPr>
+              <w:jc w:val="center"/>
+            </w:pPr>
+            <w:r/>
+            <w:r>
+              <w:rPr>
+                <w:rFonts w:ascii="Arial" w:hAnsi="Arial"/>
+                <w:b w:val="0"/>
+                <w:sz w:val="19"/>
+              </w:rPr>
+              <w:t>Slide 71</w:t>
+            </w:r>
+          </w:p>
+        </w:tc>
+      </w:tr>
+      <w:tr>
+        <w:trPr>
+          <w:cantSplit/>
+        </w:trPr>
         <w:tc>
           <w:tcPr>
             <w:tcW w:type="dxa" w:w="1440"/>
@@ -2655,7 +3133,7 @@
                 <w:b/>
                 <w:sz w:val="19"/>
               </w:rPr>
-              <w:t>5:05–5:20</w:t>
+              <w:t>4:10–4:25</w:t>
             </w:r>
           </w:p>
         </w:tc>
@@ -2689,7 +3167,7 @@
                 <w:b/>
                 <w:sz w:val="19"/>
               </w:rPr>
-              <w:t>LU3 Topic 3: Compare ethical issues in AI applications (A6) — the anatomy of algorithmic discrimination, accuracy vs interpretability, LIME vs SHAP</w:t>
+              <w:t>LU3 Topic 2: Compare AI systems on IP, privacy and environmental impact; Course Proposal mapping A4 — Red AI vs Green AI</w:t>
             </w:r>
           </w:p>
         </w:tc>
@@ -2715,6 +3193,9 @@
         </w:tc>
       </w:tr>
       <w:tr>
+        <w:trPr>
+          <w:cantSplit/>
+        </w:trPr>
         <w:tc>
           <w:tcPr>
             <w:tcW w:type="dxa" w:w="1440"/>
@@ -2727,7 +3208,7 @@
                 <w:b w:val="0"/>
                 <w:sz w:val="19"/>
               </w:rPr>
-              <w:t>5:20–5:45</w:t>
+              <w:t>4:25–4:40</w:t>
             </w:r>
           </w:p>
         </w:tc>
@@ -2743,7 +3224,7 @@
                 <w:b w:val="0"/>
                 <w:sz w:val="19"/>
               </w:rPr>
-              <w:t>25 min</w:t>
+              <w:t>15 min</w:t>
             </w:r>
           </w:p>
         </w:tc>
@@ -2759,7 +3240,7 @@
                 <w:b w:val="0"/>
                 <w:sz w:val="19"/>
               </w:rPr>
-              <w:t>Activities 13–14: The Ethical Paradigms of AI Resource Allocation and AI Ethics Case Study Analyzer; LU3 recap</w:t>
+              <w:t>Activity 12: Explainable AI (XAI) Explorer</w:t>
             </w:r>
           </w:p>
         </w:tc>
@@ -2778,12 +3259,235 @@
                 <w:b w:val="0"/>
                 <w:sz w:val="19"/>
               </w:rPr>
-              <w:t>Slides 68–69</w:t>
+              <w:t>Slide 72</w:t>
             </w:r>
           </w:p>
         </w:tc>
       </w:tr>
       <w:tr>
+        <w:trPr>
+          <w:cantSplit/>
+        </w:trPr>
+        <w:tc>
+          <w:tcPr>
+            <w:tcW w:type="dxa" w:w="1440"/>
+          </w:tcPr>
+          <w:p>
+            <w:r/>
+            <w:r>
+              <w:rPr>
+                <w:rFonts w:ascii="Arial" w:hAnsi="Arial"/>
+                <w:b w:val="0"/>
+                <w:sz w:val="19"/>
+              </w:rPr>
+              <w:t>4:40–4:55</w:t>
+            </w:r>
+          </w:p>
+        </w:tc>
+        <w:tc>
+          <w:tcPr>
+            <w:tcW w:type="dxa" w:w="1152"/>
+          </w:tcPr>
+          <w:p>
+            <w:r/>
+            <w:r>
+              <w:rPr>
+                <w:rFonts w:ascii="Arial" w:hAnsi="Arial"/>
+                <w:b w:val="0"/>
+                <w:sz w:val="19"/>
+              </w:rPr>
+              <w:t>15 min</w:t>
+            </w:r>
+          </w:p>
+        </w:tc>
+        <w:tc>
+          <w:tcPr>
+            <w:tcW w:type="dxa" w:w="6048"/>
+          </w:tcPr>
+          <w:p>
+            <w:r/>
+            <w:r>
+              <w:rPr>
+                <w:rFonts w:ascii="Arial" w:hAnsi="Arial"/>
+                <w:b w:val="0"/>
+                <w:sz w:val="19"/>
+              </w:rPr>
+              <w:t>Activity 13: The Ethical Paradigms of AI Resource Allocation</w:t>
+            </w:r>
+          </w:p>
+        </w:tc>
+        <w:tc>
+          <w:tcPr>
+            <w:tcW w:type="dxa" w:w="1584"/>
+          </w:tcPr>
+          <w:p>
+            <w:pPr>
+              <w:jc w:val="center"/>
+            </w:pPr>
+            <w:r/>
+            <w:r>
+              <w:rPr>
+                <w:rFonts w:ascii="Arial" w:hAnsi="Arial"/>
+                <w:b w:val="0"/>
+                <w:sz w:val="19"/>
+              </w:rPr>
+              <w:t>Slide 73</w:t>
+            </w:r>
+          </w:p>
+        </w:tc>
+      </w:tr>
+      <w:tr>
+        <w:trPr>
+          <w:cantSplit/>
+        </w:trPr>
+        <w:tc>
+          <w:tcPr>
+            <w:tcW w:type="dxa" w:w="1440"/>
+            <w:shd w:val="clear" w:color="auto" w:fill="E8F0FE"/>
+          </w:tcPr>
+          <w:p>
+            <w:r/>
+            <w:r>
+              <w:rPr>
+                <w:rFonts w:ascii="Arial" w:hAnsi="Arial"/>
+                <w:b/>
+                <w:sz w:val="19"/>
+              </w:rPr>
+              <w:t>4:55–5:10</w:t>
+            </w:r>
+          </w:p>
+        </w:tc>
+        <w:tc>
+          <w:tcPr>
+            <w:tcW w:type="dxa" w:w="1152"/>
+            <w:shd w:val="clear" w:color="auto" w:fill="E8F0FE"/>
+          </w:tcPr>
+          <w:p>
+            <w:r/>
+            <w:r>
+              <w:rPr>
+                <w:rFonts w:ascii="Arial" w:hAnsi="Arial"/>
+                <w:b w:val="0"/>
+                <w:sz w:val="19"/>
+              </w:rPr>
+              <w:t>15 min</w:t>
+            </w:r>
+          </w:p>
+        </w:tc>
+        <w:tc>
+          <w:tcPr>
+            <w:tcW w:type="dxa" w:w="6048"/>
+            <w:shd w:val="clear" w:color="auto" w:fill="E8F0FE"/>
+          </w:tcPr>
+          <w:p>
+            <w:r/>
+            <w:r>
+              <w:rPr>
+                <w:rFonts w:ascii="Arial" w:hAnsi="Arial"/>
+                <w:b/>
+                <w:sz w:val="19"/>
+              </w:rPr>
+              <w:t>LU3 Topic 3: Compare ethical issues in AI applications; Course Proposal mapping A5 — the anatomy of algorithmic discrimination, accuracy vs interpretability, LIME vs SHAP</w:t>
+            </w:r>
+          </w:p>
+        </w:tc>
+        <w:tc>
+          <w:tcPr>
+            <w:tcW w:type="dxa" w:w="1584"/>
+            <w:shd w:val="clear" w:color="auto" w:fill="E8F0FE"/>
+          </w:tcPr>
+          <w:p>
+            <w:pPr>
+              <w:jc w:val="center"/>
+            </w:pPr>
+            <w:r/>
+            <w:r>
+              <w:rPr>
+                <w:rFonts w:ascii="Arial" w:hAnsi="Arial"/>
+                <w:b w:val="0"/>
+                <w:sz w:val="19"/>
+              </w:rPr>
+              <w:t>—</w:t>
+            </w:r>
+          </w:p>
+        </w:tc>
+      </w:tr>
+      <w:tr>
+        <w:trPr>
+          <w:cantSplit/>
+        </w:trPr>
+        <w:tc>
+          <w:tcPr>
+            <w:tcW w:type="dxa" w:w="1440"/>
+          </w:tcPr>
+          <w:p>
+            <w:r/>
+            <w:r>
+              <w:rPr>
+                <w:rFonts w:ascii="Arial" w:hAnsi="Arial"/>
+                <w:b w:val="0"/>
+                <w:sz w:val="19"/>
+              </w:rPr>
+              <w:t>5:10–5:25</w:t>
+            </w:r>
+          </w:p>
+        </w:tc>
+        <w:tc>
+          <w:tcPr>
+            <w:tcW w:type="dxa" w:w="1152"/>
+          </w:tcPr>
+          <w:p>
+            <w:r/>
+            <w:r>
+              <w:rPr>
+                <w:rFonts w:ascii="Arial" w:hAnsi="Arial"/>
+                <w:b w:val="0"/>
+                <w:sz w:val="19"/>
+              </w:rPr>
+              <w:t>15 min</w:t>
+            </w:r>
+          </w:p>
+        </w:tc>
+        <w:tc>
+          <w:tcPr>
+            <w:tcW w:type="dxa" w:w="6048"/>
+          </w:tcPr>
+          <w:p>
+            <w:r/>
+            <w:r>
+              <w:rPr>
+                <w:rFonts w:ascii="Arial" w:hAnsi="Arial"/>
+                <w:b w:val="0"/>
+                <w:sz w:val="19"/>
+              </w:rPr>
+              <w:t>Activity 14: AI Ethics Case Study Analyzer</w:t>
+            </w:r>
+          </w:p>
+        </w:tc>
+        <w:tc>
+          <w:tcPr>
+            <w:tcW w:type="dxa" w:w="1584"/>
+          </w:tcPr>
+          <w:p>
+            <w:pPr>
+              <w:jc w:val="center"/>
+            </w:pPr>
+            <w:r/>
+            <w:r>
+              <w:rPr>
+                <w:rFonts w:ascii="Arial" w:hAnsi="Arial"/>
+                <w:b w:val="0"/>
+                <w:sz w:val="19"/>
+              </w:rPr>
+              <w:t>Slide 74</w:t>
+            </w:r>
+          </w:p>
+        </w:tc>
+      </w:tr>
+      <w:tr>
+        <w:trPr>
+          <w:cantSplit/>
+        </w:trPr>
         <w:tc>
           <w:tcPr>
             <w:tcW w:type="dxa" w:w="1440"/>
@@ -2797,7 +3501,7 @@
                 <w:b w:val="0"/>
                 <w:sz w:val="19"/>
               </w:rPr>
-              <w:t>5:45–5:55</w:t>
+              <w:t>5:25–5:35</w:t>
             </w:r>
           </w:p>
         </w:tc>
@@ -2831,7 +3535,7 @@
                 <w:b w:val="0"/>
                 <w:sz w:val="19"/>
               </w:rPr>
-              <w:t>Course summary, what you achieved, Q&amp;A and Courseware &amp; Assessment on the LMS</w:t>
+              <w:t>LU3 recap, assessment briefing and Digital Attendance (Assessment)</w:t>
             </w:r>
           </w:p>
         </w:tc>
@@ -2851,12 +3555,15 @@
                 <w:b w:val="0"/>
                 <w:sz w:val="19"/>
               </w:rPr>
-              <w:t>—</w:t>
+              <w:t>Slide 13</w:t>
             </w:r>
           </w:p>
         </w:tc>
       </w:tr>
       <w:tr>
+        <w:trPr>
+          <w:cantSplit/>
+        </w:trPr>
         <w:tc>
           <w:tcPr>
             <w:tcW w:type="dxa" w:w="1440"/>
@@ -2870,80 +3577,7 @@
                 <w:b/>
                 <w:sz w:val="19"/>
               </w:rPr>
-              <w:t>5:55–6:05</w:t>
-            </w:r>
-          </w:p>
-        </w:tc>
-        <w:tc>
-          <w:tcPr>
-            <w:tcW w:type="dxa" w:w="1152"/>
-            <w:shd w:val="clear" w:color="auto" w:fill="E8F7EE"/>
-          </w:tcPr>
-          <w:p>
-            <w:r/>
-            <w:r>
-              <w:rPr>
-                <w:rFonts w:ascii="Arial" w:hAnsi="Arial"/>
-                <w:b w:val="0"/>
-                <w:sz w:val="19"/>
-              </w:rPr>
-              <w:t>10 min</w:t>
-            </w:r>
-          </w:p>
-        </w:tc>
-        <w:tc>
-          <w:tcPr>
-            <w:tcW w:type="dxa" w:w="6048"/>
-            <w:shd w:val="clear" w:color="auto" w:fill="E8F7EE"/>
-          </w:tcPr>
-          <w:p>
-            <w:r/>
-            <w:r>
-              <w:rPr>
-                <w:rFonts w:ascii="Arial" w:hAnsi="Arial"/>
-                <w:b/>
-                <w:sz w:val="19"/>
-              </w:rPr>
-              <w:t>Briefing for Assessment and Digital Attendance (Assessment)</w:t>
-            </w:r>
-          </w:p>
-        </w:tc>
-        <w:tc>
-          <w:tcPr>
-            <w:tcW w:type="dxa" w:w="1584"/>
-            <w:shd w:val="clear" w:color="auto" w:fill="E8F7EE"/>
-          </w:tcPr>
-          <w:p>
-            <w:pPr>
-              <w:jc w:val="center"/>
-            </w:pPr>
-            <w:r/>
-            <w:r>
-              <w:rPr>
-                <w:rFonts w:ascii="Arial" w:hAnsi="Arial"/>
-                <w:b w:val="0"/>
-                <w:sz w:val="19"/>
-              </w:rPr>
-              <w:t>Slide 12</w:t>
-            </w:r>
-          </w:p>
-        </w:tc>
-      </w:tr>
-      <w:tr>
-        <w:tc>
-          <w:tcPr>
-            <w:tcW w:type="dxa" w:w="1440"/>
-            <w:shd w:val="clear" w:color="auto" w:fill="E8F7EE"/>
-          </w:tcPr>
-          <w:p>
-            <w:r/>
-            <w:r>
-              <w:rPr>
-                <w:rFonts w:ascii="Arial" w:hAnsi="Arial"/>
-                <w:b/>
-                <w:sz w:val="19"/>
-              </w:rPr>
-              <w:t>6:05–6:35</w:t>
+              <w:t>5:35–6:05</w:t>
             </w:r>
           </w:p>
         </w:tc>
@@ -2997,12 +3631,15 @@
                 <w:b w:val="0"/>
                 <w:sz w:val="19"/>
               </w:rPr>
-              <w:t>Slide 13</w:t>
+              <w:t>Slide 14</w:t>
             </w:r>
           </w:p>
         </w:tc>
       </w:tr>
       <w:tr>
+        <w:trPr>
+          <w:cantSplit/>
+        </w:trPr>
         <w:tc>
           <w:tcPr>
             <w:tcW w:type="dxa" w:w="1440"/>
@@ -3016,7 +3653,7 @@
                 <w:b/>
                 <w:sz w:val="19"/>
               </w:rPr>
-              <w:t>6:35–7:05</w:t>
+              <w:t>6:05–6:35</w:t>
             </w:r>
           </w:p>
         </w:tc>
@@ -3070,7 +3707,7 @@
                 <w:b w:val="0"/>
                 <w:sz w:val="19"/>
               </w:rPr>
-              <w:t>Slide 74</w:t>
+              <w:t>Slide 79</w:t>
             </w:r>
           </w:p>
         </w:tc>
@@ -3083,7 +3720,7 @@
           <w:color w:val="555B66"/>
           <w:sz w:val="19"/>
         </w:rPr>
-        <w:t>Instructional time: 460 minutes (7.67 hours), excluding the 45-minute lunch.   Assessment block: 70 minutes (briefing + WA + CS).   Total contact time: 530 minutes (8.83 hours).</w:t>
+        <w:t>Instructional time: 420 minutes (7.00 hours), excluding lunch and tea breaks.   Assessment: 60 minutes (WA + CS).   Total contact time: 480 minutes (8.00 hours).</w:t>
       </w:r>
     </w:p>
     <w:p>
@@ -3093,7 +3730,7 @@
           <w:color w:val="555B66"/>
           <w:sz w:val="19"/>
         </w:rPr>
-        <w:t>The assessment itself is 1 hour — Written Assessment (SAQ) 30 minutes plus Case Study 30 minutes — in line with Assessment Plan v2.0 (0.5 hrs per instrument, 1 hr total), preceded by a 10-minute assessment briefing. Digital attendance is taken three times — AM, PM and Assessment — as required for WSQ-funded courses.</w:t>
+        <w:t>The assessment itself is 1 hour — Written Assessment (SAQ) 30 minutes plus Case Study 30 minutes — in line with the Course Proposal and Assessment Plan (0.5 hrs per instrument, 1 hr total). The assessment briefing is integrated into the final instructional block. Digital attendance is taken three times — AM, PM and Assessment — as required for WSQ-funded courses.</w:t>
       </w:r>
     </w:p>
     <w:p>
@@ -3109,7 +3746,7 @@
         <w:pStyle w:val="Heading2"/>
       </w:pPr>
       <w:r>
-        <w:t>LU1 — Ethical Principles of Generative AI · Slide 18</w:t>
+        <w:t>LU1 — Ethical Principles of Generative AI · Slide 20</w:t>
       </w:r>
     </w:p>
     <w:p>
@@ -3178,7 +3815,7 @@
         <w:pStyle w:val="Heading3"/>
       </w:pPr>
       <w:r>
-        <w:t>Activity 1 — AI Ethical Dilemma Simulator · Slide 30</w:t>
+        <w:t>Activity 1 — AI Ethical Dilemma Simulator · Slide 33</w:t>
       </w:r>
     </w:p>
     <w:p>
@@ -3201,7 +3838,7 @@
         <w:pStyle w:val="Heading3"/>
       </w:pPr>
       <w:r>
-        <w:t>Activity 2 — AI Ethical Principles Quiz · Slide 31</w:t>
+        <w:t>Activity 2 — AI Ethical Principles Quiz · Slide 34</w:t>
       </w:r>
     </w:p>
     <w:p>
@@ -3224,7 +3861,7 @@
         <w:pStyle w:val="Heading3"/>
       </w:pPr>
       <w:r>
-        <w:t>Activity 3 — Prompt Injection Playground · Slide 32</w:t>
+        <w:t>Activity 3 — Prompt Injection Playground · Slide 35</w:t>
       </w:r>
     </w:p>
     <w:p>
@@ -3247,7 +3884,7 @@
         <w:pStyle w:val="Heading3"/>
       </w:pPr>
       <w:r>
-        <w:t>Activity 4 — Ethical Decision-Making Framework · Slide 33</w:t>
+        <w:t>Activity 4 — Ethical Decision-Making Framework · Slide 36</w:t>
       </w:r>
     </w:p>
     <w:p>
@@ -3270,7 +3907,7 @@
         <w:pStyle w:val="Heading3"/>
       </w:pPr>
       <w:r>
-        <w:t>Activity 5 — AI Output Scepticism Checker · Slide 34</w:t>
+        <w:t>Activity 5 — AI Output Scepticism Checker · Slide 37</w:t>
       </w:r>
     </w:p>
     <w:p>
@@ -3293,7 +3930,7 @@
         <w:pStyle w:val="Heading3"/>
       </w:pPr>
       <w:r>
-        <w:t>Activity 6 — The Cognitive Threat Matrix · Slide 35</w:t>
+        <w:t>Activity 6 — The Cognitive Threat Matrix · Slide 38</w:t>
       </w:r>
     </w:p>
     <w:p>
@@ -3316,7 +3953,7 @@
         <w:pStyle w:val="Heading2"/>
       </w:pPr>
       <w:r>
-        <w:t>LU2 — Generative AI Privacy Techniques · Slide 38</w:t>
+        <w:t>LU2 — Generative AI Privacy Techniques · Slide 41</w:t>
       </w:r>
     </w:p>
     <w:p>
@@ -3385,7 +4022,7 @@
         <w:pStyle w:val="Heading3"/>
       </w:pPr>
       <w:r>
-        <w:t>Activity 7 — Data Anonymisation Techniques · Slide 47</w:t>
+        <w:t>Activity 7 — Data Anonymisation Techniques · Slide 51</w:t>
       </w:r>
     </w:p>
     <w:p>
@@ -3408,7 +4045,7 @@
         <w:pStyle w:val="Heading3"/>
       </w:pPr>
       <w:r>
-        <w:t>Activity 8 — Python Data Anonymisation Pipeline · Slide 48</w:t>
+        <w:t>Activity 8 — Python Data Anonymisation Pipeline · Slide 52</w:t>
       </w:r>
     </w:p>
     <w:p>
@@ -3431,7 +4068,7 @@
         <w:pStyle w:val="Heading3"/>
       </w:pPr>
       <w:r>
-        <w:t>Activity 9 — Ethical AI Data Policy Generator · Slide 49</w:t>
+        <w:t>Activity 9 — Ethical AI Data Policy Generator · Slide 53</w:t>
       </w:r>
     </w:p>
     <w:p>
@@ -3454,7 +4091,7 @@
         <w:pStyle w:val="Heading2"/>
       </w:pPr>
       <w:r>
-        <w:t>LU3 — Best Practices of Responsible Generative AI · Slide 52</w:t>
+        <w:t>LU3 — Best Practices of Responsible Generative AI · Slide 56</w:t>
       </w:r>
     </w:p>
     <w:p>
@@ -3523,7 +4160,7 @@
         <w:pStyle w:val="Heading3"/>
       </w:pPr>
       <w:r>
-        <w:t>Activity 10 — AI System Comparison Matrix · Slide 65</w:t>
+        <w:t>Activity 10 — AI System Comparison Matrix · Slide 70</w:t>
       </w:r>
     </w:p>
     <w:p>
@@ -3546,7 +4183,7 @@
         <w:pStyle w:val="Heading3"/>
       </w:pPr>
       <w:r>
-        <w:t>Activity 11 — Differential Privacy Explorer · Slide 66</w:t>
+        <w:t>Activity 11 — Differential Privacy Explorer · Slide 71</w:t>
       </w:r>
     </w:p>
     <w:p>
@@ -3569,7 +4206,7 @@
         <w:pStyle w:val="Heading3"/>
       </w:pPr>
       <w:r>
-        <w:t>Activity 12 — Explainable AI (XAI) Explorer · Slide 67</w:t>
+        <w:t>Activity 12 — Explainable AI (XAI) Explorer · Slide 72</w:t>
       </w:r>
     </w:p>
     <w:p>
@@ -3592,7 +4229,7 @@
         <w:pStyle w:val="Heading3"/>
       </w:pPr>
       <w:r>
-        <w:t>Activity 13 — The Ethical Paradigms of AI Resource Allocation · Slide 68</w:t>
+        <w:t>Activity 13 — The Ethical Paradigms of AI Resource Allocation · Slide 73</w:t>
       </w:r>
     </w:p>
     <w:p>
@@ -3615,7 +4252,7 @@
         <w:pStyle w:val="Heading3"/>
       </w:pPr>
       <w:r>
-        <w:t>Activity 14 — AI Ethics Case Study Analyzer · Slide 69</w:t>
+        <w:t>Activity 14 — AI Ethics Case Study Analyzer · Slide 74</w:t>
       </w:r>
     </w:p>
     <w:p>
